--- a/diamaid/ArchCanvas_PRD.docx
+++ b/diamaid/ArchCanvas_PRD.docx
@@ -1525,160 +1525,6 @@
                 <w:color w:val="auto"/>
                 <w:sz w:val="18"/>
               </w:rPr>
-              <w:t>跨方案引用率</w:t>
-            </w:r>
-          </w:p>
-        </w:tc>
-        <w:tc>
-          <w:tcPr>
-            <w:tcW w:w="3830" w:type="dxa"/>
-            <w:shd w:val="clear" w:color="auto" w:fill="auto"/>
-            <w:vAlign w:val="center"/>
-          </w:tcPr>
-          <w:p>
-            <w:pPr>
-              <w:keepNext w:val="0"/>
-              <w:keepLines w:val="0"/>
-              <w:pageBreakBefore w:val="0"/>
-              <w:widowControl/>
-              <w:kinsoku/>
-              <w:wordWrap/>
-              <w:overflowPunct/>
-              <w:topLinePunct w:val="0"/>
-              <w:autoSpaceDE/>
-              <w:autoSpaceDN/>
-              <w:bidi w:val="0"/>
-              <w:adjustRightInd/>
-              <w:snapToGrid/>
-              <w:spacing w:after="0" w:line="240" w:lineRule="auto"/>
-              <w:jc w:val="left"/>
-              <w:textAlignment w:val="auto"/>
-              <w:rPr>
-                <w:rFonts w:ascii="Arial" w:hAnsi="Arial"/>
-                <w:b w:val="0"/>
-                <w:bCs/>
-                <w:color w:val="auto"/>
-                <w:sz w:val="18"/>
-              </w:rPr>
-            </w:pPr>
-            <w:r>
-              <w:rPr>
-                <w:rFonts w:ascii="Arial" w:hAnsi="Arial"/>
-                <w:b w:val="0"/>
-                <w:bCs/>
-                <w:color w:val="auto"/>
-                <w:sz w:val="18"/>
-              </w:rPr>
-              <w:t>功能添加中 &gt;= 50% 来自引用</w:t>
-            </w:r>
-          </w:p>
-        </w:tc>
-        <w:tc>
-          <w:tcPr>
-            <w:tcW w:w="3257" w:type="dxa"/>
-            <w:shd w:val="clear" w:color="auto" w:fill="auto"/>
-            <w:vAlign w:val="center"/>
-          </w:tcPr>
-          <w:p>
-            <w:pPr>
-              <w:keepNext w:val="0"/>
-              <w:keepLines w:val="0"/>
-              <w:pageBreakBefore w:val="0"/>
-              <w:widowControl/>
-              <w:kinsoku/>
-              <w:wordWrap/>
-              <w:overflowPunct/>
-              <w:topLinePunct w:val="0"/>
-              <w:autoSpaceDE/>
-              <w:autoSpaceDN/>
-              <w:bidi w:val="0"/>
-              <w:adjustRightInd/>
-              <w:snapToGrid/>
-              <w:spacing w:after="0" w:line="240" w:lineRule="auto"/>
-              <w:jc w:val="left"/>
-              <w:textAlignment w:val="auto"/>
-              <w:rPr>
-                <w:rFonts w:ascii="Arial" w:hAnsi="Arial"/>
-                <w:b w:val="0"/>
-                <w:bCs/>
-                <w:color w:val="auto"/>
-                <w:sz w:val="18"/>
-              </w:rPr>
-            </w:pPr>
-            <w:r>
-              <w:rPr>
-                <w:rFonts w:ascii="Arial" w:hAnsi="Arial"/>
-                <w:b w:val="0"/>
-                <w:bCs/>
-                <w:color w:val="auto"/>
-                <w:sz w:val="18"/>
-              </w:rPr>
-              <w:t>交互日志自动统计</w:t>
-            </w:r>
-          </w:p>
-        </w:tc>
-      </w:tr>
-      <w:tr>
-        <w:tblPrEx>
-          <w:tblBorders>
-            <w:top w:val="single" w:color="auto" w:sz="4" w:space="0"/>
-            <w:left w:val="single" w:color="auto" w:sz="4" w:space="0"/>
-            <w:bottom w:val="single" w:color="auto" w:sz="4" w:space="0"/>
-            <w:right w:val="single" w:color="auto" w:sz="4" w:space="0"/>
-            <w:insideH w:val="single" w:color="auto" w:sz="4" w:space="0"/>
-            <w:insideV w:val="single" w:color="auto" w:sz="4" w:space="0"/>
-          </w:tblBorders>
-          <w:tblCellMar>
-            <w:top w:w="0" w:type="dxa"/>
-            <w:left w:w="108" w:type="dxa"/>
-            <w:bottom w:w="0" w:type="dxa"/>
-            <w:right w:w="108" w:type="dxa"/>
-          </w:tblCellMar>
-        </w:tblPrEx>
-        <w:trPr>
-          <w:trHeight w:val="397" w:hRule="atLeast"/>
-          <w:jc w:val="center"/>
-        </w:trPr>
-        <w:tc>
-          <w:tcPr>
-            <w:tcW w:w="1984" w:type="dxa"/>
-            <w:shd w:val="clear" w:color="auto" w:fill="auto"/>
-            <w:vAlign w:val="center"/>
-          </w:tcPr>
-          <w:p>
-            <w:pPr>
-              <w:keepNext w:val="0"/>
-              <w:keepLines w:val="0"/>
-              <w:pageBreakBefore w:val="0"/>
-              <w:widowControl/>
-              <w:kinsoku/>
-              <w:wordWrap/>
-              <w:overflowPunct/>
-              <w:topLinePunct w:val="0"/>
-              <w:autoSpaceDE/>
-              <w:autoSpaceDN/>
-              <w:bidi w:val="0"/>
-              <w:adjustRightInd/>
-              <w:snapToGrid/>
-              <w:spacing w:after="0" w:line="240" w:lineRule="auto"/>
-              <w:jc w:val="left"/>
-              <w:textAlignment w:val="auto"/>
-              <w:rPr>
-                <w:rFonts w:ascii="Arial" w:hAnsi="Arial"/>
-                <w:b w:val="0"/>
-                <w:bCs/>
-                <w:color w:val="auto"/>
-                <w:sz w:val="18"/>
-              </w:rPr>
-            </w:pPr>
-            <w:r>
-              <w:rPr>
-                <w:rFonts w:ascii="Arial" w:hAnsi="Arial"/>
-                <w:b w:val="0"/>
-                <w:bCs/>
-                <w:color w:val="auto"/>
-                <w:sz w:val="18"/>
-              </w:rPr>
               <w:t>系统可用性</w:t>
             </w:r>
           </w:p>
@@ -1801,6 +1647,8 @@
       <w:r>
         <w:br w:type="page"/>
       </w:r>
+      <w:bookmarkStart w:id="0" w:name="_GoBack"/>
+      <w:bookmarkEnd w:id="0"/>
     </w:p>
     <w:p>
       <w:pPr>
@@ -1883,12 +1731,6 @@
             <w:insideH w:val="single" w:color="auto" w:sz="4" w:space="0"/>
             <w:insideV w:val="single" w:color="auto" w:sz="4" w:space="0"/>
           </w:tblBorders>
-          <w:tblCellMar>
-            <w:top w:w="0" w:type="dxa"/>
-            <w:left w:w="108" w:type="dxa"/>
-            <w:bottom w:w="0" w:type="dxa"/>
-            <w:right w:w="108" w:type="dxa"/>
-          </w:tblCellMar>
         </w:tblPrEx>
         <w:trPr>
           <w:trHeight w:val="397" w:hRule="atLeast"/>
@@ -2317,7 +2159,6 @@
           <w:tcPr>
             <w:tcW w:w="3504" w:type="dxa"/>
             <w:vMerge w:val="continue"/>
-            <w:tcBorders/>
             <w:shd w:val="clear" w:color="auto" w:fill="auto"/>
             <w:vAlign w:val="center"/>
           </w:tcPr>
@@ -7478,12 +7319,6 @@
             <w:insideH w:val="single" w:color="auto" w:sz="4" w:space="0"/>
             <w:insideV w:val="single" w:color="auto" w:sz="4" w:space="0"/>
           </w:tblBorders>
-          <w:tblCellMar>
-            <w:top w:w="0" w:type="dxa"/>
-            <w:left w:w="108" w:type="dxa"/>
-            <w:bottom w:w="0" w:type="dxa"/>
-            <w:right w:w="108" w:type="dxa"/>
-          </w:tblCellMar>
         </w:tblPrEx>
         <w:trPr>
           <w:trHeight w:val="366" w:hRule="atLeast"/>
@@ -9544,8 +9379,6 @@
         </w:rPr>
         <w:t>技术风险</w:t>
       </w:r>
-      <w:bookmarkStart w:id="0" w:name="_GoBack"/>
-      <w:bookmarkEnd w:id="0"/>
     </w:p>
     <w:tbl>
       <w:tblPr>
@@ -11002,8 +10835,8 @@
     <w:lsdException w:uiPriority="99" w:name="Normal Indent"/>
     <w:lsdException w:uiPriority="99" w:name="footnote text"/>
     <w:lsdException w:uiPriority="99" w:name="annotation text"/>
-    <w:lsdException w:uiPriority="99" w:semiHidden="0" w:name="header"/>
-    <w:lsdException w:uiPriority="99" w:semiHidden="0" w:name="footer"/>
+    <w:lsdException w:qFormat="1" w:uiPriority="99" w:semiHidden="0" w:name="header"/>
+    <w:lsdException w:qFormat="1" w:uiPriority="99" w:semiHidden="0" w:name="footer"/>
     <w:lsdException w:uiPriority="99" w:name="index heading"/>
     <w:lsdException w:qFormat="1" w:uiPriority="35" w:name="caption"/>
     <w:lsdException w:uiPriority="99" w:name="table of figures"/>
@@ -11018,29 +10851,29 @@
     <w:lsdException w:uiPriority="99" w:name="table of authorities"/>
     <w:lsdException w:uiPriority="99" w:semiHidden="0" w:name="macro"/>
     <w:lsdException w:uiPriority="99" w:name="toa heading"/>
-    <w:lsdException w:uiPriority="99" w:semiHidden="0" w:name="List"/>
+    <w:lsdException w:qFormat="1" w:uiPriority="99" w:semiHidden="0" w:name="List"/>
     <w:lsdException w:uiPriority="99" w:semiHidden="0" w:name="List Bullet"/>
     <w:lsdException w:uiPriority="99" w:semiHidden="0" w:name="List Number"/>
-    <w:lsdException w:uiPriority="99" w:semiHidden="0" w:name="List 2"/>
-    <w:lsdException w:uiPriority="99" w:semiHidden="0" w:name="List 3"/>
+    <w:lsdException w:qFormat="1" w:uiPriority="99" w:semiHidden="0" w:name="List 2"/>
+    <w:lsdException w:qFormat="1" w:uiPriority="99" w:semiHidden="0" w:name="List 3"/>
     <w:lsdException w:uiPriority="99" w:name="List 4"/>
     <w:lsdException w:uiPriority="99" w:name="List 5"/>
-    <w:lsdException w:uiPriority="99" w:semiHidden="0" w:name="List Bullet 2"/>
+    <w:lsdException w:qFormat="1" w:uiPriority="99" w:semiHidden="0" w:name="List Bullet 2"/>
     <w:lsdException w:uiPriority="99" w:semiHidden="0" w:name="List Bullet 3"/>
     <w:lsdException w:uiPriority="99" w:name="List Bullet 4"/>
     <w:lsdException w:uiPriority="99" w:name="List Bullet 5"/>
     <w:lsdException w:uiPriority="99" w:semiHidden="0" w:name="List Number 2"/>
-    <w:lsdException w:uiPriority="99" w:semiHidden="0" w:name="List Number 3"/>
+    <w:lsdException w:qFormat="1" w:uiPriority="99" w:semiHidden="0" w:name="List Number 3"/>
     <w:lsdException w:uiPriority="99" w:name="List Number 4"/>
     <w:lsdException w:uiPriority="99" w:name="List Number 5"/>
     <w:lsdException w:qFormat="1" w:unhideWhenUsed="0" w:uiPriority="10" w:semiHidden="0" w:name="Title"/>
     <w:lsdException w:uiPriority="99" w:name="Closing"/>
     <w:lsdException w:uiPriority="99" w:name="Signature"/>
-    <w:lsdException w:uiPriority="1" w:name="Default Paragraph Font"/>
-    <w:lsdException w:uiPriority="99" w:semiHidden="0" w:name="Body Text"/>
+    <w:lsdException w:qFormat="1" w:uiPriority="1" w:name="Default Paragraph Font"/>
+    <w:lsdException w:qFormat="1" w:uiPriority="99" w:semiHidden="0" w:name="Body Text"/>
     <w:lsdException w:uiPriority="99" w:name="Body Text Indent"/>
-    <w:lsdException w:uiPriority="99" w:semiHidden="0" w:name="List Continue"/>
-    <w:lsdException w:uiPriority="99" w:semiHidden="0" w:name="List Continue 2"/>
+    <w:lsdException w:qFormat="1" w:uiPriority="99" w:semiHidden="0" w:name="List Continue"/>
+    <w:lsdException w:qFormat="1" w:uiPriority="99" w:semiHidden="0" w:name="List Continue 2"/>
     <w:lsdException w:uiPriority="99" w:semiHidden="0" w:name="List Continue 3"/>
     <w:lsdException w:uiPriority="99" w:name="List Continue 4"/>
     <w:lsdException w:uiPriority="99" w:name="List Continue 5"/>
@@ -11074,7 +10907,7 @@
     <w:lsdException w:uiPriority="99" w:name="HTML Sample"/>
     <w:lsdException w:uiPriority="99" w:name="HTML Typewriter"/>
     <w:lsdException w:uiPriority="99" w:name="HTML Variable"/>
-    <w:lsdException w:uiPriority="99" w:name="Normal Table"/>
+    <w:lsdException w:qFormat="1" w:uiPriority="99" w:name="Normal Table"/>
     <w:lsdException w:uiPriority="99" w:name="annotation subject"/>
     <w:lsdException w:uiPriority="99" w:name="Table Simple 1"/>
     <w:lsdException w:uiPriority="99" w:name="Table Simple 2"/>
@@ -11122,14 +10955,14 @@
     <w:lsdException w:unhideWhenUsed="0" w:uiPriority="59" w:semiHidden="0" w:name="Table Grid"/>
     <w:lsdException w:uiPriority="99" w:name="Table Theme"/>
     <w:lsdException w:qFormat="1" w:unhideWhenUsed="0" w:uiPriority="1" w:semiHidden="0" w:name="No Spacing"/>
-    <w:lsdException w:unhideWhenUsed="0" w:uiPriority="60" w:semiHidden="0" w:name="Light Shading"/>
+    <w:lsdException w:qFormat="1" w:unhideWhenUsed="0" w:uiPriority="60" w:semiHidden="0" w:name="Light Shading"/>
     <w:lsdException w:unhideWhenUsed="0" w:uiPriority="61" w:semiHidden="0" w:name="Light List"/>
     <w:lsdException w:unhideWhenUsed="0" w:uiPriority="62" w:semiHidden="0" w:name="Light Grid"/>
-    <w:lsdException w:unhideWhenUsed="0" w:uiPriority="63" w:semiHidden="0" w:name="Medium Shading 1"/>
-    <w:lsdException w:unhideWhenUsed="0" w:uiPriority="64" w:semiHidden="0" w:name="Medium Shading 2"/>
+    <w:lsdException w:qFormat="1" w:unhideWhenUsed="0" w:uiPriority="63" w:semiHidden="0" w:name="Medium Shading 1"/>
+    <w:lsdException w:qFormat="1" w:unhideWhenUsed="0" w:uiPriority="64" w:semiHidden="0" w:name="Medium Shading 2"/>
     <w:lsdException w:unhideWhenUsed="0" w:uiPriority="65" w:semiHidden="0" w:name="Medium List 1"/>
-    <w:lsdException w:unhideWhenUsed="0" w:uiPriority="66" w:semiHidden="0" w:name="Medium List 2"/>
-    <w:lsdException w:unhideWhenUsed="0" w:uiPriority="67" w:semiHidden="0" w:name="Medium Grid 1"/>
+    <w:lsdException w:qFormat="1" w:unhideWhenUsed="0" w:uiPriority="66" w:semiHidden="0" w:name="Medium List 2"/>
+    <w:lsdException w:qFormat="1" w:unhideWhenUsed="0" w:uiPriority="67" w:semiHidden="0" w:name="Medium Grid 1"/>
     <w:lsdException w:unhideWhenUsed="0" w:uiPriority="68" w:semiHidden="0" w:name="Medium Grid 2"/>
     <w:lsdException w:unhideWhenUsed="0" w:uiPriority="69" w:semiHidden="0" w:name="Medium Grid 3"/>
     <w:lsdException w:unhideWhenUsed="0" w:uiPriority="70" w:semiHidden="0" w:name="Dark List"/>
@@ -11140,13 +10973,13 @@
     <w:lsdException w:unhideWhenUsed="0" w:uiPriority="61" w:semiHidden="0" w:name="Light List Accent 1"/>
     <w:lsdException w:unhideWhenUsed="0" w:uiPriority="62" w:semiHidden="0" w:name="Light Grid Accent 1"/>
     <w:lsdException w:unhideWhenUsed="0" w:uiPriority="63" w:semiHidden="0" w:name="Medium Shading 1 Accent 1"/>
-    <w:lsdException w:unhideWhenUsed="0" w:uiPriority="64" w:semiHidden="0" w:name="Medium Shading 2 Accent 1"/>
+    <w:lsdException w:qFormat="1" w:unhideWhenUsed="0" w:uiPriority="64" w:semiHidden="0" w:name="Medium Shading 2 Accent 1"/>
     <w:lsdException w:unhideWhenUsed="0" w:uiPriority="65" w:semiHidden="0" w:name="Medium List 1 Accent 1"/>
     <w:lsdException w:qFormat="1" w:unhideWhenUsed="0" w:uiPriority="34" w:semiHidden="0" w:name="List Paragraph"/>
     <w:lsdException w:qFormat="1" w:unhideWhenUsed="0" w:uiPriority="29" w:semiHidden="0" w:name="Quote"/>
     <w:lsdException w:qFormat="1" w:unhideWhenUsed="0" w:uiPriority="30" w:semiHidden="0" w:name="Intense Quote"/>
-    <w:lsdException w:unhideWhenUsed="0" w:uiPriority="66" w:semiHidden="0" w:name="Medium List 2 Accent 1"/>
-    <w:lsdException w:unhideWhenUsed="0" w:uiPriority="67" w:semiHidden="0" w:name="Medium Grid 1 Accent 1"/>
+    <w:lsdException w:qFormat="1" w:unhideWhenUsed="0" w:uiPriority="66" w:semiHidden="0" w:name="Medium List 2 Accent 1"/>
+    <w:lsdException w:qFormat="1" w:unhideWhenUsed="0" w:uiPriority="67" w:semiHidden="0" w:name="Medium Grid 1 Accent 1"/>
     <w:lsdException w:unhideWhenUsed="0" w:uiPriority="68" w:semiHidden="0" w:name="Medium Grid 2 Accent 1"/>
     <w:lsdException w:unhideWhenUsed="0" w:uiPriority="69" w:semiHidden="0" w:name="Medium Grid 3 Accent 1"/>
     <w:lsdException w:unhideWhenUsed="0" w:uiPriority="70" w:semiHidden="0" w:name="Dark List Accent 1"/>
@@ -11156,11 +10989,11 @@
     <w:lsdException w:unhideWhenUsed="0" w:uiPriority="60" w:semiHidden="0" w:name="Light Shading Accent 2"/>
     <w:lsdException w:unhideWhenUsed="0" w:uiPriority="61" w:semiHidden="0" w:name="Light List Accent 2"/>
     <w:lsdException w:unhideWhenUsed="0" w:uiPriority="62" w:semiHidden="0" w:name="Light Grid Accent 2"/>
-    <w:lsdException w:unhideWhenUsed="0" w:uiPriority="63" w:semiHidden="0" w:name="Medium Shading 1 Accent 2"/>
-    <w:lsdException w:unhideWhenUsed="0" w:uiPriority="64" w:semiHidden="0" w:name="Medium Shading 2 Accent 2"/>
+    <w:lsdException w:qFormat="1" w:unhideWhenUsed="0" w:uiPriority="63" w:semiHidden="0" w:name="Medium Shading 1 Accent 2"/>
+    <w:lsdException w:qFormat="1" w:unhideWhenUsed="0" w:uiPriority="64" w:semiHidden="0" w:name="Medium Shading 2 Accent 2"/>
     <w:lsdException w:unhideWhenUsed="0" w:uiPriority="65" w:semiHidden="0" w:name="Medium List 1 Accent 2"/>
     <w:lsdException w:unhideWhenUsed="0" w:uiPriority="66" w:semiHidden="0" w:name="Medium List 2 Accent 2"/>
-    <w:lsdException w:unhideWhenUsed="0" w:uiPriority="67" w:semiHidden="0" w:name="Medium Grid 1 Accent 2"/>
+    <w:lsdException w:qFormat="1" w:unhideWhenUsed="0" w:uiPriority="67" w:semiHidden="0" w:name="Medium Grid 1 Accent 2"/>
     <w:lsdException w:unhideWhenUsed="0" w:uiPriority="68" w:semiHidden="0" w:name="Medium Grid 2 Accent 2"/>
     <w:lsdException w:unhideWhenUsed="0" w:uiPriority="69" w:semiHidden="0" w:name="Medium Grid 3 Accent 2"/>
     <w:lsdException w:unhideWhenUsed="0" w:uiPriority="70" w:semiHidden="0" w:name="Dark List Accent 2"/>
@@ -11170,9 +11003,9 @@
     <w:lsdException w:unhideWhenUsed="0" w:uiPriority="60" w:semiHidden="0" w:name="Light Shading Accent 3"/>
     <w:lsdException w:unhideWhenUsed="0" w:uiPriority="61" w:semiHidden="0" w:name="Light List Accent 3"/>
     <w:lsdException w:unhideWhenUsed="0" w:uiPriority="62" w:semiHidden="0" w:name="Light Grid Accent 3"/>
-    <w:lsdException w:unhideWhenUsed="0" w:uiPriority="63" w:semiHidden="0" w:name="Medium Shading 1 Accent 3"/>
+    <w:lsdException w:qFormat="1" w:unhideWhenUsed="0" w:uiPriority="63" w:semiHidden="0" w:name="Medium Shading 1 Accent 3"/>
     <w:lsdException w:unhideWhenUsed="0" w:uiPriority="64" w:semiHidden="0" w:name="Medium Shading 2 Accent 3"/>
-    <w:lsdException w:unhideWhenUsed="0" w:uiPriority="65" w:semiHidden="0" w:name="Medium List 1 Accent 3"/>
+    <w:lsdException w:qFormat="1" w:unhideWhenUsed="0" w:uiPriority="65" w:semiHidden="0" w:name="Medium List 1 Accent 3"/>
     <w:lsdException w:unhideWhenUsed="0" w:uiPriority="66" w:semiHidden="0" w:name="Medium List 2 Accent 3"/>
     <w:lsdException w:unhideWhenUsed="0" w:uiPriority="67" w:semiHidden="0" w:name="Medium Grid 1 Accent 3"/>
     <w:lsdException w:unhideWhenUsed="0" w:uiPriority="68" w:semiHidden="0" w:name="Medium Grid 2 Accent 3"/>
@@ -11183,11 +11016,11 @@
     <w:lsdException w:unhideWhenUsed="0" w:uiPriority="73" w:semiHidden="0" w:name="Colorful Grid Accent 3"/>
     <w:lsdException w:unhideWhenUsed="0" w:uiPriority="60" w:semiHidden="0" w:name="Light Shading Accent 4"/>
     <w:lsdException w:unhideWhenUsed="0" w:uiPriority="61" w:semiHidden="0" w:name="Light List Accent 4"/>
-    <w:lsdException w:unhideWhenUsed="0" w:uiPriority="62" w:semiHidden="0" w:name="Light Grid Accent 4"/>
-    <w:lsdException w:unhideWhenUsed="0" w:uiPriority="63" w:semiHidden="0" w:name="Medium Shading 1 Accent 4"/>
-    <w:lsdException w:unhideWhenUsed="0" w:uiPriority="64" w:semiHidden="0" w:name="Medium Shading 2 Accent 4"/>
-    <w:lsdException w:unhideWhenUsed="0" w:uiPriority="65" w:semiHidden="0" w:name="Medium List 1 Accent 4"/>
-    <w:lsdException w:unhideWhenUsed="0" w:uiPriority="66" w:semiHidden="0" w:name="Medium List 2 Accent 4"/>
+    <w:lsdException w:qFormat="1" w:unhideWhenUsed="0" w:uiPriority="62" w:semiHidden="0" w:name="Light Grid Accent 4"/>
+    <w:lsdException w:qFormat="1" w:unhideWhenUsed="0" w:uiPriority="63" w:semiHidden="0" w:name="Medium Shading 1 Accent 4"/>
+    <w:lsdException w:qFormat="1" w:unhideWhenUsed="0" w:uiPriority="64" w:semiHidden="0" w:name="Medium Shading 2 Accent 4"/>
+    <w:lsdException w:qFormat="1" w:unhideWhenUsed="0" w:uiPriority="65" w:semiHidden="0" w:name="Medium List 1 Accent 4"/>
+    <w:lsdException w:qFormat="1" w:unhideWhenUsed="0" w:uiPriority="66" w:semiHidden="0" w:name="Medium List 2 Accent 4"/>
     <w:lsdException w:unhideWhenUsed="0" w:uiPriority="67" w:semiHidden="0" w:name="Medium Grid 1 Accent 4"/>
     <w:lsdException w:unhideWhenUsed="0" w:uiPriority="68" w:semiHidden="0" w:name="Medium Grid 2 Accent 4"/>
     <w:lsdException w:unhideWhenUsed="0" w:uiPriority="69" w:semiHidden="0" w:name="Medium Grid 3 Accent 4"/>
@@ -11195,13 +11028,13 @@
     <w:lsdException w:unhideWhenUsed="0" w:uiPriority="71" w:semiHidden="0" w:name="Colorful Shading Accent 4"/>
     <w:lsdException w:unhideWhenUsed="0" w:uiPriority="72" w:semiHidden="0" w:name="Colorful List Accent 4"/>
     <w:lsdException w:unhideWhenUsed="0" w:uiPriority="73" w:semiHidden="0" w:name="Colorful Grid Accent 4"/>
-    <w:lsdException w:unhideWhenUsed="0" w:uiPriority="60" w:semiHidden="0" w:name="Light Shading Accent 5"/>
+    <w:lsdException w:qFormat="1" w:unhideWhenUsed="0" w:uiPriority="60" w:semiHidden="0" w:name="Light Shading Accent 5"/>
     <w:lsdException w:unhideWhenUsed="0" w:uiPriority="61" w:semiHidden="0" w:name="Light List Accent 5"/>
     <w:lsdException w:unhideWhenUsed="0" w:uiPriority="62" w:semiHidden="0" w:name="Light Grid Accent 5"/>
-    <w:lsdException w:unhideWhenUsed="0" w:uiPriority="63" w:semiHidden="0" w:name="Medium Shading 1 Accent 5"/>
-    <w:lsdException w:unhideWhenUsed="0" w:uiPriority="64" w:semiHidden="0" w:name="Medium Shading 2 Accent 5"/>
-    <w:lsdException w:unhideWhenUsed="0" w:uiPriority="65" w:semiHidden="0" w:name="Medium List 1 Accent 5"/>
-    <w:lsdException w:unhideWhenUsed="0" w:uiPriority="66" w:semiHidden="0" w:name="Medium List 2 Accent 5"/>
+    <w:lsdException w:qFormat="1" w:unhideWhenUsed="0" w:uiPriority="63" w:semiHidden="0" w:name="Medium Shading 1 Accent 5"/>
+    <w:lsdException w:qFormat="1" w:unhideWhenUsed="0" w:uiPriority="64" w:semiHidden="0" w:name="Medium Shading 2 Accent 5"/>
+    <w:lsdException w:qFormat="1" w:unhideWhenUsed="0" w:uiPriority="65" w:semiHidden="0" w:name="Medium List 1 Accent 5"/>
+    <w:lsdException w:qFormat="1" w:unhideWhenUsed="0" w:uiPriority="66" w:semiHidden="0" w:name="Medium List 2 Accent 5"/>
     <w:lsdException w:unhideWhenUsed="0" w:uiPriority="67" w:semiHidden="0" w:name="Medium Grid 1 Accent 5"/>
     <w:lsdException w:unhideWhenUsed="0" w:uiPriority="68" w:semiHidden="0" w:name="Medium Grid 2 Accent 5"/>
     <w:lsdException w:unhideWhenUsed="0" w:uiPriority="69" w:semiHidden="0" w:name="Medium Grid 3 Accent 5"/>
@@ -11212,9 +11045,9 @@
     <w:lsdException w:unhideWhenUsed="0" w:uiPriority="60" w:semiHidden="0" w:name="Light Shading Accent 6"/>
     <w:lsdException w:unhideWhenUsed="0" w:uiPriority="61" w:semiHidden="0" w:name="Light List Accent 6"/>
     <w:lsdException w:unhideWhenUsed="0" w:uiPriority="62" w:semiHidden="0" w:name="Light Grid Accent 6"/>
-    <w:lsdException w:unhideWhenUsed="0" w:uiPriority="63" w:semiHidden="0" w:name="Medium Shading 1 Accent 6"/>
-    <w:lsdException w:unhideWhenUsed="0" w:uiPriority="64" w:semiHidden="0" w:name="Medium Shading 2 Accent 6"/>
-    <w:lsdException w:unhideWhenUsed="0" w:uiPriority="65" w:semiHidden="0" w:name="Medium List 1 Accent 6"/>
+    <w:lsdException w:qFormat="1" w:unhideWhenUsed="0" w:uiPriority="63" w:semiHidden="0" w:name="Medium Shading 1 Accent 6"/>
+    <w:lsdException w:qFormat="1" w:unhideWhenUsed="0" w:uiPriority="64" w:semiHidden="0" w:name="Medium Shading 2 Accent 6"/>
+    <w:lsdException w:qFormat="1" w:unhideWhenUsed="0" w:uiPriority="65" w:semiHidden="0" w:name="Medium List 1 Accent 6"/>
     <w:lsdException w:unhideWhenUsed="0" w:uiPriority="66" w:semiHidden="0" w:name="Medium List 2 Accent 6"/>
     <w:lsdException w:unhideWhenUsed="0" w:uiPriority="67" w:semiHidden="0" w:name="Medium Grid 1 Accent 6"/>
     <w:lsdException w:unhideWhenUsed="0" w:uiPriority="68" w:semiHidden="0" w:name="Medium Grid 2 Accent 6"/>
@@ -11470,12 +11303,14 @@
     <w:name w:val="Default Paragraph Font"/>
     <w:semiHidden/>
     <w:unhideWhenUsed/>
+    <w:qFormat/>
     <w:uiPriority w:val="1"/>
   </w:style>
   <w:style w:type="table" w:default="1" w:styleId="32">
     <w:name w:val="Normal Table"/>
     <w:semiHidden/>
     <w:unhideWhenUsed/>
+    <w:qFormat/>
     <w:uiPriority w:val="99"/>
     <w:tblPr>
       <w:tblCellMar>
@@ -11514,6 +11349,7 @@
     <w:name w:val="List 3"/>
     <w:basedOn w:val="1"/>
     <w:unhideWhenUsed/>
+    <w:qFormat/>
     <w:uiPriority w:val="99"/>
     <w:pPr>
       <w:ind w:left="1080" w:hanging="360"/>
@@ -11615,6 +11451,7 @@
     <w:basedOn w:val="1"/>
     <w:link w:val="144"/>
     <w:unhideWhenUsed/>
+    <w:qFormat/>
     <w:uiPriority w:val="99"/>
     <w:pPr>
       <w:spacing w:after="120"/>
@@ -11624,6 +11461,7 @@
     <w:name w:val="List Number 3"/>
     <w:basedOn w:val="1"/>
     <w:unhideWhenUsed/>
+    <w:qFormat/>
     <w:uiPriority w:val="99"/>
     <w:pPr>
       <w:numPr>
@@ -11637,6 +11475,7 @@
     <w:name w:val="List 2"/>
     <w:basedOn w:val="1"/>
     <w:unhideWhenUsed/>
+    <w:qFormat/>
     <w:uiPriority w:val="99"/>
     <w:pPr>
       <w:ind w:left="720" w:hanging="360"/>
@@ -11647,6 +11486,7 @@
     <w:name w:val="List Continue"/>
     <w:basedOn w:val="1"/>
     <w:unhideWhenUsed/>
+    <w:qFormat/>
     <w:uiPriority w:val="99"/>
     <w:pPr>
       <w:spacing w:after="120"/>
@@ -11658,6 +11498,7 @@
     <w:name w:val="List Bullet 2"/>
     <w:basedOn w:val="1"/>
     <w:unhideWhenUsed/>
+    <w:qFormat/>
     <w:uiPriority w:val="99"/>
     <w:pPr>
       <w:numPr>
@@ -11672,6 +11513,7 @@
     <w:basedOn w:val="1"/>
     <w:link w:val="136"/>
     <w:unhideWhenUsed/>
+    <w:qFormat/>
     <w:uiPriority w:val="99"/>
     <w:pPr>
       <w:tabs>
@@ -11686,6 +11528,7 @@
     <w:basedOn w:val="1"/>
     <w:link w:val="135"/>
     <w:unhideWhenUsed/>
+    <w:qFormat/>
     <w:uiPriority w:val="99"/>
     <w:pPr>
       <w:tabs>
@@ -11721,6 +11564,7 @@
     <w:name w:val="List"/>
     <w:basedOn w:val="1"/>
     <w:unhideWhenUsed/>
+    <w:qFormat/>
     <w:uiPriority w:val="99"/>
     <w:pPr>
       <w:ind w:left="360" w:hanging="360"/>
@@ -11741,6 +11585,7 @@
     <w:name w:val="List Continue 2"/>
     <w:basedOn w:val="1"/>
     <w:unhideWhenUsed/>
+    <w:qFormat/>
     <w:uiPriority w:val="99"/>
     <w:pPr>
       <w:spacing w:after="120"/>
@@ -11809,6 +11654,7 @@
   <w:style w:type="table" w:styleId="34">
     <w:name w:val="Light Shading"/>
     <w:basedOn w:val="32"/>
+    <w:qFormat/>
     <w:uiPriority w:val="60"/>
     <w:pPr>
       <w:spacing w:after="0" w:line="240" w:lineRule="auto"/>
@@ -12304,6 +12150,7 @@
   <w:style w:type="table" w:styleId="39">
     <w:name w:val="Light Shading Accent 5"/>
     <w:basedOn w:val="32"/>
+    <w:qFormat/>
     <w:uiPriority w:val="60"/>
     <w:pPr>
       <w:spacing w:after="0" w:line="240" w:lineRule="auto"/>
@@ -13657,6 +13504,7 @@
   <w:style w:type="table" w:styleId="52">
     <w:name w:val="Light Grid Accent 4"/>
     <w:basedOn w:val="32"/>
+    <w:qFormat/>
     <w:uiPriority w:val="62"/>
     <w:pPr>
       <w:spacing w:after="0" w:line="240" w:lineRule="auto"/>
@@ -14035,6 +13883,7 @@
   <w:style w:type="table" w:styleId="55">
     <w:name w:val="Medium Shading 1"/>
     <w:basedOn w:val="32"/>
+    <w:qFormat/>
     <w:uiPriority w:val="63"/>
     <w:pPr>
       <w:spacing w:after="0" w:line="240" w:lineRule="auto"/>
@@ -14249,6 +14098,7 @@
   <w:style w:type="table" w:styleId="57">
     <w:name w:val="Medium Shading 1 Accent 2"/>
     <w:basedOn w:val="32"/>
+    <w:qFormat/>
     <w:uiPriority w:val="63"/>
     <w:pPr>
       <w:spacing w:after="0" w:line="240" w:lineRule="auto"/>
@@ -14356,6 +14206,7 @@
   <w:style w:type="table" w:styleId="58">
     <w:name w:val="Medium Shading 1 Accent 3"/>
     <w:basedOn w:val="32"/>
+    <w:qFormat/>
     <w:uiPriority w:val="63"/>
     <w:pPr>
       <w:spacing w:after="0" w:line="240" w:lineRule="auto"/>
@@ -14463,6 +14314,7 @@
   <w:style w:type="table" w:styleId="59">
     <w:name w:val="Medium Shading 1 Accent 4"/>
     <w:basedOn w:val="32"/>
+    <w:qFormat/>
     <w:uiPriority w:val="63"/>
     <w:pPr>
       <w:spacing w:after="0" w:line="240" w:lineRule="auto"/>
@@ -14570,6 +14422,7 @@
   <w:style w:type="table" w:styleId="60">
     <w:name w:val="Medium Shading 1 Accent 5"/>
     <w:basedOn w:val="32"/>
+    <w:qFormat/>
     <w:uiPriority w:val="63"/>
     <w:pPr>
       <w:spacing w:after="0" w:line="240" w:lineRule="auto"/>
@@ -14677,6 +14530,7 @@
   <w:style w:type="table" w:styleId="61">
     <w:name w:val="Medium Shading 1 Accent 6"/>
     <w:basedOn w:val="32"/>
+    <w:qFormat/>
     <w:uiPriority w:val="63"/>
     <w:pPr>
       <w:spacing w:after="0" w:line="240" w:lineRule="auto"/>
@@ -14784,6 +14638,7 @@
   <w:style w:type="table" w:styleId="62">
     <w:name w:val="Medium Shading 2"/>
     <w:basedOn w:val="32"/>
+    <w:qFormat/>
     <w:uiPriority w:val="64"/>
     <w:pPr>
       <w:spacing w:after="0" w:line="240" w:lineRule="auto"/>
@@ -14949,6 +14804,7 @@
   <w:style w:type="table" w:styleId="63">
     <w:name w:val="Medium Shading 2 Accent 1"/>
     <w:basedOn w:val="32"/>
+    <w:qFormat/>
     <w:uiPriority w:val="64"/>
     <w:pPr>
       <w:spacing w:after="0" w:line="240" w:lineRule="auto"/>
@@ -15114,6 +14970,7 @@
   <w:style w:type="table" w:styleId="64">
     <w:name w:val="Medium Shading 2 Accent 2"/>
     <w:basedOn w:val="32"/>
+    <w:qFormat/>
     <w:uiPriority w:val="64"/>
     <w:pPr>
       <w:spacing w:after="0" w:line="240" w:lineRule="auto"/>
@@ -15444,6 +15301,7 @@
   <w:style w:type="table" w:styleId="66">
     <w:name w:val="Medium Shading 2 Accent 4"/>
     <w:basedOn w:val="32"/>
+    <w:qFormat/>
     <w:uiPriority w:val="64"/>
     <w:pPr>
       <w:spacing w:after="0" w:line="240" w:lineRule="auto"/>
@@ -15609,6 +15467,7 @@
   <w:style w:type="table" w:styleId="67">
     <w:name w:val="Medium Shading 2 Accent 5"/>
     <w:basedOn w:val="32"/>
+    <w:qFormat/>
     <w:uiPriority w:val="64"/>
     <w:pPr>
       <w:spacing w:after="0" w:line="240" w:lineRule="auto"/>
@@ -15774,6 +15633,7 @@
   <w:style w:type="table" w:styleId="68">
     <w:name w:val="Medium Shading 2 Accent 6"/>
     <w:basedOn w:val="32"/>
+    <w:qFormat/>
     <w:uiPriority w:val="64"/>
     <w:pPr>
       <w:spacing w:after="0" w:line="240" w:lineRule="auto"/>
@@ -16209,6 +16069,7 @@
   <w:style w:type="table" w:styleId="72">
     <w:name w:val="Medium List 1 Accent 3"/>
     <w:basedOn w:val="32"/>
+    <w:qFormat/>
     <w:uiPriority w:val="65"/>
     <w:pPr>
       <w:spacing w:after="0" w:line="240" w:lineRule="auto"/>
@@ -16299,6 +16160,7 @@
   <w:style w:type="table" w:styleId="73">
     <w:name w:val="Medium List 1 Accent 4"/>
     <w:basedOn w:val="32"/>
+    <w:qFormat/>
     <w:uiPriority w:val="65"/>
     <w:pPr>
       <w:spacing w:after="0" w:line="240" w:lineRule="auto"/>
@@ -16389,6 +16251,7 @@
   <w:style w:type="table" w:styleId="74">
     <w:name w:val="Medium List 1 Accent 5"/>
     <w:basedOn w:val="32"/>
+    <w:qFormat/>
     <w:uiPriority w:val="65"/>
     <w:pPr>
       <w:spacing w:after="0" w:line="240" w:lineRule="auto"/>
@@ -16479,6 +16342,7 @@
   <w:style w:type="table" w:styleId="75">
     <w:name w:val="Medium List 1 Accent 6"/>
     <w:basedOn w:val="32"/>
+    <w:qFormat/>
     <w:uiPriority w:val="65"/>
     <w:pPr>
       <w:spacing w:after="0" w:line="240" w:lineRule="auto"/>
@@ -16569,6 +16433,7 @@
   <w:style w:type="table" w:styleId="76">
     <w:name w:val="Medium List 2"/>
     <w:basedOn w:val="32"/>
+    <w:qFormat/>
     <w:uiPriority w:val="66"/>
     <w:pPr>
       <w:spacing w:after="0" w:line="240" w:lineRule="auto"/>
@@ -16698,6 +16563,7 @@
   <w:style w:type="table" w:styleId="77">
     <w:name w:val="Medium List 2 Accent 1"/>
     <w:basedOn w:val="32"/>
+    <w:qFormat/>
     <w:uiPriority w:val="66"/>
     <w:pPr>
       <w:spacing w:after="0" w:line="240" w:lineRule="auto"/>
@@ -17085,6 +16951,7 @@
   <w:style w:type="table" w:styleId="80">
     <w:name w:val="Medium List 2 Accent 4"/>
     <w:basedOn w:val="32"/>
+    <w:qFormat/>
     <w:uiPriority w:val="66"/>
     <w:pPr>
       <w:spacing w:after="0" w:line="240" w:lineRule="auto"/>
@@ -17214,6 +17081,7 @@
   <w:style w:type="table" w:styleId="81">
     <w:name w:val="Medium List 2 Accent 5"/>
     <w:basedOn w:val="32"/>
+    <w:qFormat/>
     <w:uiPriority w:val="66"/>
     <w:pPr>
       <w:spacing w:after="0" w:line="240" w:lineRule="auto"/>
@@ -17472,6 +17340,7 @@
   <w:style w:type="table" w:styleId="83">
     <w:name w:val="Medium Grid 1"/>
     <w:basedOn w:val="32"/>
+    <w:qFormat/>
     <w:uiPriority w:val="67"/>
     <w:pPr>
       <w:spacing w:after="0" w:line="240" w:lineRule="auto"/>
@@ -17541,6 +17410,7 @@
   <w:style w:type="table" w:styleId="84">
     <w:name w:val="Medium Grid 1 Accent 1"/>
     <w:basedOn w:val="32"/>
+    <w:qFormat/>
     <w:uiPriority w:val="67"/>
     <w:pPr>
       <w:spacing w:after="0" w:line="240" w:lineRule="auto"/>
@@ -17610,6 +17480,7 @@
   <w:style w:type="table" w:styleId="85">
     <w:name w:val="Medium Grid 1 Accent 2"/>
     <w:basedOn w:val="32"/>
+    <w:qFormat/>
     <w:uiPriority w:val="67"/>
     <w:pPr>
       <w:spacing w:after="0" w:line="240" w:lineRule="auto"/>

--- a/diamaid/ArchCanvas_PRD.docx
+++ b/diamaid/ArchCanvas_PRD.docx
@@ -710,6 +710,22 @@
     </w:p>
     <w:p>
       <w:pPr>
+        <w:jc w:val="both"/>
+        <w:rPr>
+          <w:rFonts w:hint="default" w:eastAsia="宋体"/>
+          <w:lang w:val="en-US" w:eastAsia="zh-CN"/>
+        </w:rPr>
+      </w:pPr>
+      <w:r>
+        <w:rPr>
+          <w:rFonts w:hint="eastAsia" w:eastAsia="宋体"/>
+          <w:lang w:val="en-US" w:eastAsia="zh-CN"/>
+        </w:rPr>
+        <w:t>现有的大语言模型辅助概念设计工具通常以文本形式组织创意，难以有效传达复杂的结构和顺序关系。对于需要展现不同功能模块如何连接与交互的设计概念而言，基于文本的描述会阻碍设计师在脑海中构建并探索这些架构的能力。因此需要更结构化、图示化的表达方式来支撑创意过程。</w:t>
+      </w:r>
+    </w:p>
+    <w:p>
+      <w:pPr>
         <w:pStyle w:val="4"/>
         <w:rPr>
           <w:rFonts w:hint="default" w:eastAsia="宋体"/>
@@ -1647,8 +1663,6 @@
       <w:r>
         <w:br w:type="page"/>
       </w:r>
-      <w:bookmarkStart w:id="0" w:name="_GoBack"/>
-      <w:bookmarkEnd w:id="0"/>
     </w:p>
     <w:p>
       <w:pPr>
@@ -1731,6 +1745,12 @@
             <w:insideH w:val="single" w:color="auto" w:sz="4" w:space="0"/>
             <w:insideV w:val="single" w:color="auto" w:sz="4" w:space="0"/>
           </w:tblBorders>
+          <w:tblCellMar>
+            <w:top w:w="0" w:type="dxa"/>
+            <w:left w:w="108" w:type="dxa"/>
+            <w:bottom w:w="0" w:type="dxa"/>
+            <w:right w:w="108" w:type="dxa"/>
+          </w:tblCellMar>
         </w:tblPrEx>
         <w:trPr>
           <w:trHeight w:val="397" w:hRule="atLeast"/>
@@ -7319,6 +7339,12 @@
             <w:insideH w:val="single" w:color="auto" w:sz="4" w:space="0"/>
             <w:insideV w:val="single" w:color="auto" w:sz="4" w:space="0"/>
           </w:tblBorders>
+          <w:tblCellMar>
+            <w:top w:w="0" w:type="dxa"/>
+            <w:left w:w="108" w:type="dxa"/>
+            <w:bottom w:w="0" w:type="dxa"/>
+            <w:right w:w="108" w:type="dxa"/>
+          </w:tblCellMar>
         </w:tblPrEx>
         <w:trPr>
           <w:trHeight w:val="366" w:hRule="atLeast"/>
@@ -7908,7 +7934,19 @@
                 <w:color w:val="auto"/>
                 <w:sz w:val="18"/>
               </w:rPr>
-              <w:t>接收引用请求（源方案模块 ID + 目标方案 ID），返回合并后的方案</w:t>
+              <w:t>接收引用请求（源方案</w:t>
+            </w:r>
+            <w:bookmarkStart w:id="0" w:name="_GoBack"/>
+            <w:bookmarkEnd w:id="0"/>
+            <w:r>
+              <w:rPr>
+                <w:rFonts w:ascii="Arial" w:hAnsi="Arial"/>
+                <w:b w:val="0"/>
+                <w:bCs/>
+                <w:color w:val="auto"/>
+                <w:sz w:val="18"/>
+              </w:rPr>
+              <w:t>模块 ID + 目标方案 ID），返回合并后的方案</w:t>
             </w:r>
           </w:p>
         </w:tc>
